--- a/manuals/Payroll Processing - Part 3a - Reconciling Casual Timesheets.docx
+++ b/manuals/Payroll Processing - Part 3a - Reconciling Casual Timesheets.docx
@@ -14,7 +14,7 @@
           <w:sz w:val="32"/>
           <w:szCs w:val="32"/>
         </w:rPr>
-        <w:t xml:space="preserve">Part 3a — Reconciling Casual Timesheets</w:t>
+        <w:t xml:space="preserve">Part 3a: Reconciling Casual Timesheets</w:t>
       </w:r>
     </w:p>
     <w:p>
@@ -82,7 +82,7 @@
           <w:sz w:val="52"/>
           <w:szCs w:val="52"/>
         </w:rPr>
-        <w:t xml:space="preserve">Part 3a — Reconciling Casual Timesheets</w:t>
+        <w:t xml:space="preserve">Part 3a: Reconciling Casual Timesheets</w:t>
       </w:r>
     </w:p>
     <w:p>
@@ -140,7 +140,7 @@
           <w:sz w:val="22"/>
           <w:szCs w:val="22"/>
         </w:rPr>
-        <w:t xml:space="preserve">Part 3a (this guide) — casual employees, governed by the Live Performance Award</w:t>
+        <w:t xml:space="preserve">Part 3a (this guide): casual employees, governed by the Live Performance Award</w:t>
       </w:r>
     </w:p>
     <w:p>
@@ -157,7 +157,7 @@
           <w:sz w:val="22"/>
           <w:szCs w:val="22"/>
         </w:rPr>
-        <w:t xml:space="preserve">Part 3b — salaried and full-time employees, governed by the internal CTS Overtime Matrix</w:t>
+        <w:t xml:space="preserve">Part 3b: salaried and full-time employees, governed by the internal CTS Overtime Matrix</w:t>
       </w:r>
     </w:p>
     <w:p>
@@ -174,7 +174,7 @@
           <w:sz w:val="22"/>
           <w:szCs w:val="22"/>
         </w:rPr>
-        <w:t xml:space="preserve">Part 3c — employees needing manual handling, including part-timers who do not clock in</w:t>
+        <w:t xml:space="preserve">Part 3c: employees needing manual handling, including part-timers who do not clock in</w:t>
       </w:r>
     </w:p>
     <w:p>
@@ -186,7 +186,7 @@
           <w:sz w:val="22"/>
           <w:szCs w:val="22"/>
         </w:rPr>
-        <w:t xml:space="preserve">Work through the pay run in alphabetical order and pick up whichever guide applies to the employee in front of you. Check the Employment Type column before applying any rule — the same hours are treated differently for a casual and a salaried employee.</w:t>
+        <w:t xml:space="preserve">Work through the pay run in alphabetical order and pick up whichever guide applies to the employee in front of you. Check the Employment Type column before applying any rule; the same hours are treated differently for a casual and a salaried employee.</w:t>
       </w:r>
     </w:p>
     <w:tbl>
@@ -426,7 +426,7 @@
                 <w:sz w:val="20"/>
                 <w:szCs w:val="20"/>
               </w:rPr>
-              <w:t xml:space="preserve">Each team's roster — Production, Banquet, CBA support and Deloitte support each keep their own</w:t>
+              <w:t xml:space="preserve">Each team's roster: Production, Banquet, CBA support and Deloitte support each keep their own</w:t>
             </w:r>
           </w:p>
         </w:tc>
@@ -492,7 +492,7 @@
                 <w:sz w:val="22"/>
                 <w:szCs w:val="22"/>
               </w:rPr>
-              <w:t xml:space="preserve">Some contracts — PwC Australia and payment networks among them — do not run a roster at all. For those employees the timesheets are the only source, and the hours are verified by the approving manager instead.</w:t>
+              <w:t xml:space="preserve">Some contracts, PwC Australia and payment networks among them, do not run a roster at all. For those employees the timesheets are the only source, and the hours are verified by the approving manager instead.</w:t>
             </w:r>
           </w:p>
         </w:tc>
@@ -590,7 +590,7 @@
           <w:sz w:val="18"/>
           <w:szCs w:val="18"/>
         </w:rPr>
-        <w:t xml:space="preserve">Figure 1 — Approve Timesheets for a single employee, with Compare with roster available. Employee names are blurred in this guide.</w:t>
+        <w:t xml:space="preserve">Figure 1: Approve Timesheets for a single employee, with Compare with roster available. Employee names are blurred in this guide.</w:t>
       </w:r>
     </w:p>
     <w:p>
@@ -619,7 +619,7 @@
           <w:sz w:val="22"/>
           <w:szCs w:val="22"/>
         </w:rPr>
-        <w:t xml:space="preserve">A tick on the left means the rostered and actual times reconcile — nothing to do</w:t>
+        <w:t xml:space="preserve">A tick on the left means the rostered and actual times reconcile, nothing to do</w:t>
       </w:r>
     </w:p>
     <w:p>
@@ -698,7 +698,7 @@
           <w:sz w:val="18"/>
           <w:szCs w:val="18"/>
         </w:rPr>
-        <w:t xml:space="preserve">Figure 2 — The comparison view with differences highlighted against the rostered line. Employee names are blurred in this guide.</w:t>
+        <w:t xml:space="preserve">Figure 2: The comparison view with differences highlighted against the rostered line. Employee names are blurred in this guide.</w:t>
       </w:r>
     </w:p>
     <w:p>
@@ -820,7 +820,7 @@
                 <w:sz w:val="20"/>
                 <w:szCs w:val="20"/>
               </w:rPr>
-              <w:t xml:space="preserve">Worked across two cost centres rather than the one rostered — for example moving from one event to another mid-shift.</w:t>
+              <w:t xml:space="preserve">Worked across two cost centres rather than the one rostered, for example moving from one event to another mid-shift.</w:t>
             </w:r>
           </w:p>
         </w:tc>
@@ -874,7 +874,7 @@
                 <w:sz w:val="22"/>
                 <w:szCs w:val="22"/>
               </w:rPr>
-              <w:t xml:space="preserve">The production manager splits shifts by where the person actually worked, and will have checked it before approving. What you are verifying is that the total hours reconcile — if they were rostered 7 to 4, the actual hours should also come to 7 to 4.</w:t>
+              <w:t xml:space="preserve">The production manager splits shifts by where the person actually worked, and will have checked it before approving. What you are verifying is that the total hours reconcile: if they were rostered 7 to 4, the actual hours should also come to 7 to 4.</w:t>
             </w:r>
           </w:p>
         </w:tc>
@@ -922,7 +922,7 @@
           <w:sz w:val="22"/>
           <w:szCs w:val="22"/>
         </w:rPr>
-        <w:t xml:space="preserve">Look at the fortnight one week at a time — the threshold is weekly, not fortnightly. A casual can work 41 hours in the first week and 32 in the second and still be owed overtime on the first week's three hours.</w:t>
+        <w:t xml:space="preserve">Look at the fortnight one week at a time; the threshold is weekly, not fortnightly. A casual can work 41 hours in the first week and 32 in the second and still be owed overtime on the first week's three hours.</w:t>
       </w:r>
     </w:p>
     <w:tbl>
@@ -1050,7 +1050,7 @@
           <w:sz w:val="18"/>
           <w:szCs w:val="18"/>
         </w:rPr>
-        <w:t xml:space="preserve">Figure 3 — Casual Ordinary Hours rows in the pay run, with the Leave Accrued and Notes sections beneath. Rates and amounts are blurred in this guide.</w:t>
+        <w:t xml:space="preserve">Figure 3: Casual Ordinary Hours rows in the pay run, with the Leave Accrued and Notes sections beneath. Rates and amounts are blurred in this guide.</w:t>
       </w:r>
     </w:p>
     <w:tbl>
@@ -1096,7 +1096,7 @@
                 <w:sz w:val="22"/>
                 <w:szCs w:val="22"/>
               </w:rPr>
-              <w:t xml:space="preserve">You are re-splitting hours, not adding them. Forty hours becomes 38 at ordinary plus 2 at 1.75 — the total stays at 40. If your total moves, something is wrong.</w:t>
+              <w:t xml:space="preserve">You are re-splitting hours, not adding them. Forty hours becomes 38 at ordinary plus 2 at 1.75; the total stays at 40. If your total moves, something is wrong.</w:t>
             </w:r>
           </w:p>
         </w:tc>
@@ -1144,7 +1144,7 @@
           <w:sz w:val="22"/>
           <w:szCs w:val="22"/>
         </w:rPr>
-        <w:t xml:space="preserve">Where a manager has approved overtime there will be an attachment on the timesheet. Open it — under the current overtime procedure the manager must record why the overtime was approved, whether it is chargeable to a client, and whether it is being paid as time in lieu or at a penalty rate.</w:t>
+        <w:t xml:space="preserve">Where a manager has approved overtime there will be an attachment on the timesheet. Open it; under the current overtime procedure the manager must record why the overtime was approved, whether it is chargeable to a client, and whether it is being paid as time in lieu or at a penalty rate.</w:t>
       </w:r>
     </w:p>
     <w:tbl>
@@ -1226,7 +1226,7 @@
           <w:sz w:val="22"/>
           <w:szCs w:val="22"/>
         </w:rPr>
-        <w:t xml:space="preserve">Employment Hero will sometimes trigger overtime twice for the same hours — once for a day over eight hours, and again for the week exceeding 38.</w:t>
+        <w:t xml:space="preserve">Employment Hero will sometimes trigger overtime twice for the same hours; once for a day over eight hours, and again for the week exceeding 38.</w:t>
       </w:r>
     </w:p>
     <w:tbl>
@@ -1382,7 +1382,7 @@
           <w:sz w:val="18"/>
           <w:szCs w:val="18"/>
         </w:rPr>
-        <w:t xml:space="preserve">Figure 4 — Live Performance Award clause 62, setting out the break entitlements for weekly and casual employees.</w:t>
+        <w:t xml:space="preserve">Figure 4: Live Performance Award clause 62, setting out the break entitlements for weekly and casual employees.</w:t>
       </w:r>
     </w:p>
     <w:tbl>
@@ -1546,7 +1546,7 @@
                 <w:sz w:val="22"/>
                 <w:szCs w:val="22"/>
               </w:rPr>
-              <w:t xml:space="preserve">If a casual works more than four hours and no meal break is recorded, Employment Hero deducts 30 minutes automatically. The employee worked that time and must be paid for it — so the shift will be short unless you correct it.</w:t>
+              <w:t xml:space="preserve">If a casual works more than four hours and no meal break is recorded, Employment Hero deducts 30 minutes automatically. The employee worked that time and must be paid for it; so the shift will be short unless you correct it.</w:t>
             </w:r>
           </w:p>
         </w:tc>
@@ -1600,7 +1600,7 @@
           <w:sz w:val="22"/>
           <w:szCs w:val="22"/>
         </w:rPr>
-        <w:t xml:space="preserve">Go to Approved timesheets and Undo the affected timesheet — only the shift that needs editing</w:t>
+        <w:t xml:space="preserve">Go to Approved timesheets and Undo the affected timesheet; only the shift that needs editing</w:t>
       </w:r>
     </w:p>
     <w:p>
@@ -1713,7 +1713,7 @@
           <w:sz w:val="18"/>
           <w:szCs w:val="18"/>
         </w:rPr>
-        <w:t xml:space="preserve">Figure 5 — Editing a timesheet and searching the Work Type list for the meal break categories. Names and locations are blurred in this guide.</w:t>
+        <w:t xml:space="preserve">Figure 5: Editing a timesheet and searching the Work Type list for the meal break categories. Names and locations are blurred in this guide.</w:t>
       </w:r>
     </w:p>
     <w:tbl>
@@ -1759,7 +1759,7 @@
                 <w:sz w:val="22"/>
                 <w:szCs w:val="22"/>
               </w:rPr>
-              <w:t xml:space="preserve">Setting Working During Meal Break does not pay the entire shift at a penalty. It captures the half hour that would otherwise have been removed. Its real importance is on longer shifts — past five hours the award's 200% provision applies, and without the work type Employment Hero will not calculate it.</w:t>
+              <w:t xml:space="preserve">Setting Working During Meal Break does not pay the entire shift at a penalty. It captures the half hour that would otherwise have been removed. Its real importance is on longer shifts; past five hours the award's 200% provision applies, and without the work type Employment Hero will not calculate it.</w:t>
             </w:r>
           </w:p>
         </w:tc>
@@ -1807,7 +1807,7 @@
           <w:sz w:val="22"/>
           <w:szCs w:val="22"/>
         </w:rPr>
-        <w:t xml:space="preserve">Once the pay run is right for that employee, transfer the result into the timesheet spreadsheet — ordinary hours in Normal Hours, and any overtime into the matching multiplier column.</w:t>
+        <w:t xml:space="preserve">Once the pay run is right for that employee, transfer the result into the timesheet spreadsheet; ordinary hours in Normal Hours, and any overtime into the matching multiplier column.</w:t>
       </w:r>
     </w:p>
     <w:p>
@@ -1996,7 +1996,7 @@
           <w:sz w:val="22"/>
           <w:szCs w:val="22"/>
         </w:rPr>
-        <w:t xml:space="preserve">Part 3b — Reconciling Salaried &amp; Full-Time Timesheets.</w:t>
+        <w:t xml:space="preserve">Part 3b: Reconciling Salaried &amp; Full-Time Timesheets.</w:t>
       </w:r>
     </w:p>
     <w:sectPr>
@@ -2128,7 +2128,7 @@
         <w:sz w:val="16"/>
         <w:szCs w:val="16"/>
       </w:rPr>
-      <w:t xml:space="preserve">Payroll Processing — Part 3a: Reconciling Casual Timesheets</w:t>
+      <w:t xml:space="preserve">Payroll Processing, Part 3a: Reconciling Casual Timesheets</w:t>
     </w:r>
   </w:p>
 </w:hdr>

--- a/manuals/Payroll Processing - Part 3a - Reconciling Casual Timesheets.docx
+++ b/manuals/Payroll Processing - Part 3a - Reconciling Casual Timesheets.docx
@@ -111,7 +111,7 @@
           <w:sz w:val="28"/>
           <w:szCs w:val="28"/>
         </w:rPr>
-        <w:t xml:space="preserve">About this guide</w:t>
+        <w:t xml:space="preserve">About Part 3a</w:t>
       </w:r>
     </w:p>
     <w:p>
